--- a/backend/data/corpus/DOC-20250614-196.docx
+++ b/backend/data/corpus/DOC-20250614-196.docx
@@ -46,37 +46,7 @@
         <w:rPr>
           <w:sz w:val="21"/>
         </w:rPr>
-        <w:t>Titration scheduling is handled by nursing staff, which the practice finds workable.</w:t>
-      </w:r>
-    </w:p>
-    <w:p>
-      <w:r>
-        <w:rPr>
-          <w:sz w:val="21"/>
-        </w:rPr>
-      </w:r>
-    </w:p>
-    <w:p>
-      <w:r>
-        <w:rPr>
-          <w:sz w:val="21"/>
-        </w:rPr>
-        <w:t>Most of the discussion was about the prior-authorization workflow, which changed again last month.</w:t>
-      </w:r>
-    </w:p>
-    <w:p>
-      <w:r>
-        <w:rPr>
-          <w:sz w:val="21"/>
-        </w:rPr>
-      </w:r>
-    </w:p>
-    <w:p>
-      <w:r>
-        <w:rPr>
-          <w:sz w:val="21"/>
-        </w:rPr>
-        <w:t>Asked me to send a concise interaction summary for elderly patients on several concomitant medications.</w:t>
+        <w:t>Asked whether I had seen a guideline update discussed at journal club; I had not, and offered nothing in return.</w:t>
       </w:r>
     </w:p>
     <w:p>
@@ -106,7 +76,7 @@
         <w:rPr>
           <w:sz w:val="21"/>
         </w:rPr>
-        <w:t>Referenced a case series someone forwarded in passing.</w:t>
+        <w:t>The new-patient backlog looks better than last year since the summer, which shapes how much time there is for anything else.</w:t>
       </w:r>
     </w:p>
     <w:p>
@@ -121,7 +91,37 @@
         <w:rPr>
           <w:sz w:val="21"/>
         </w:rPr>
-        <w:t>The practice lost a rotating resident and has not backfilled, so routine follow-up slots looks better than last year.</w:t>
+        <w:t>Titration habits came up in general terms; no specifics were discussed and none were offered.</w:t>
+      </w:r>
+    </w:p>
+    <w:p>
+      <w:r>
+        <w:rPr>
+          <w:sz w:val="21"/>
+        </w:rPr>
+      </w:r>
+    </w:p>
+    <w:p>
+      <w:r>
+        <w:rPr>
+          <w:sz w:val="21"/>
+        </w:rPr>
+        <w:t>Asked whether I would be at the meeting later this year.</w:t>
+      </w:r>
+    </w:p>
+    <w:p>
+      <w:r>
+        <w:rPr>
+          <w:sz w:val="21"/>
+        </w:rPr>
+      </w:r>
+    </w:p>
+    <w:p>
+      <w:r>
+        <w:rPr>
+          <w:sz w:val="21"/>
+        </w:rPr>
+        <w:t>Asked me to send a concise interaction summary for elderly patients on several concomitant medications.</w:t>
       </w:r>
     </w:p>
     <w:sectPr>
